--- a/sessions/OZON-instrumenty-proverka-2026-10-13.docx
+++ b/sessions/OZON-instrumenty-proverka-2026-10-13.docx
@@ -20,7 +20,7 @@
           <w:sz w:val="18"/>
           <w:szCs w:val="18"/>
         </w:rPr>
-        <w:t xml:space="preserve">Проверка выводов по истории продаж и тестам, 13.10.2026. Данные кабинета OZON по 10-11.10. Черновик: аудит ФЕНИКСА 7,05 (return), правки внесены, повторный аудит идёт.</w:t>
+        <w:t xml:space="preserve">Проверка выводов по истории продаж и тестам, 13.10.2026. Данные кабинета OZON по 10-11.10. Аудит ФЕНИКСА: 3 круга (6,3 / 7,05 / 6,8, все return), правки третьего круга внесены; принять с оставшимися замечаниями или идти на 4-й круг - решаете вы. Подробности и источники каждой цифры - в справке (ссылка в конце).</w:t>
       </w:r>
     </w:p>
     <w:p>
@@ -48,7 +48,7 @@
         <w:t xml:space="preserve">Реклама за клик нужна ради скидки OZON. </w:t>
       </w:r>
       <w:r>
-        <w:t xml:space="preserve">Любая кампания, даже за 15 ₽ в день, через 2-3 дня включает дополнительную скидку OZON - товар на сайте дешевеет на 13-20%. Дорогая кампания даёт ту же скидку.</w:t>
+        <w:t xml:space="preserve">Почти каждая кампания (31 запуск из 37), даже за 14-16 ₽ в день, через 2-3 дня включает дополнительную скидку OZON: товар на сайте дешевеет на 13-20%. Дорогая кампания даёт ту же скидку.</w:t>
       </w:r>
     </w:p>
     <w:p>
@@ -65,10 +65,10 @@
           <w:b/>
           <w:bCs/>
         </w:rPr>
-        <w:t xml:space="preserve">Деньги в клике покупают только показы. </w:t>
-      </w:r>
-      <w:r>
-        <w:t xml:space="preserve">Дорогие клики без скидки почти не продают: 07-08.09 ушло 86 тыс. ₽ и пришёл 1 заказ.</w:t>
+        <w:t xml:space="preserve">Деньги в клике покупают показы, но без скидки они почти не продают. </w:t>
+      </w:r>
+      <w:r>
+        <w:t xml:space="preserve">07-08.09 на 11 товаров ушло 86 тыс. ₽ на клики, а эти товары получили 1 заказ.</w:t>
       </w:r>
     </w:p>
     <w:p>
@@ -88,7 +88,7 @@
         <w:t xml:space="preserve">Оплату за заказ не выключать. </w:t>
       </w:r>
       <w:r>
-        <w:t xml:space="preserve">Это кран показов всего магазина. Когда её выключили (29.08-03.09), показы в поиске упали в 6 раз, заказы примерно на треть (-38%, с учётом случайности от -8% до -58%). Ставка выше 5% добавляет показы, но не заказы.</w:t>
+        <w:t xml:space="preserve">Без неё (29.08-03.09) показы в поиске упали: у всего магазина на 66%, у товаров без рекламы за клик на 84%; заказы магазина примерно на треть (-38%, с учётом случайности от -8% до -58%). Ставка выше 5% добавляет показы, но не заказы.</w:t>
       </w:r>
     </w:p>
     <w:p>
@@ -108,7 +108,7 @@
         <w:t xml:space="preserve">«Эластичный» держит нашу рабочую цену. </w:t>
       </w:r>
       <w:r>
-        <w:t xml:space="preserve">«Усиление» и новый «Максимальный бустинг» режут цену ещё ниже, а прибавки продаж от них не видно.</w:t>
+        <w:t xml:space="preserve">«Усиление» режет цену ещё ниже, и тест 2 показал, что этот срез доходит до покупателя. Прибавку продаж от «Усиления» от обычных колебаний не отличить. По новому «Максимальному» (с 06.10) истории пока нет.</w:t>
       </w:r>
     </w:p>
     <w:p>
@@ -125,10 +125,10 @@
           <w:b/>
           <w:bCs/>
         </w:rPr>
-        <w:t xml:space="preserve">Срочно: 15 товаров 08.10 выпали из «Эластичного» </w:t>
-      </w:r>
-      <w:r>
-        <w:t xml:space="preserve">и продаются по завышенной базовой цене, в среднем на 39% дороже.</w:t>
+        <w:t xml:space="preserve">Срочно: 13 товаров с 08.10 стоят по базовой цене. </w:t>
+      </w:r>
+      <w:r>
+        <w:t xml:space="preserve">Они выпали из «Эластичного» и стали дороже, в среднем на 39%.</w:t>
       </w:r>
     </w:p>
     <w:p>
@@ -244,7 +244,7 @@
                 <w:sz w:val="18"/>
                 <w:szCs w:val="18"/>
               </w:rPr>
-              <w:t xml:space="preserve">Чего не даёт</w:t>
+              <w:t xml:space="preserve">Что не даёт или не доказано</w:t>
             </w:r>
           </w:p>
         </w:tc>
@@ -334,7 +334,7 @@
                 <w:sz w:val="18"/>
                 <w:szCs w:val="18"/>
               </w:rPr>
-              <w:t xml:space="preserve">Скидку OZON к цене (товар дешевле на 13-20%) через 2-3 дня, при любом бюджете. После выключения скидка держится около недели. Показы этого товара - чем больше бюджет, тем больше показов.</w:t>
+              <w:t xml:space="preserve">Скидку OZON (товар дешевле на 13-20%) через 2-3 дня, при любом бюджете. После выключения скидка держится около недели. Показы этого товара: бюджет в 2 раза больше - показов на 75% больше.</w:t>
             </w:r>
           </w:p>
         </w:tc>
@@ -362,7 +362,7 @@
                 <w:sz w:val="18"/>
                 <w:szCs w:val="18"/>
               </w:rPr>
-              <w:t xml:space="preserve">Размер скидки не растёт от бюджета. Сами по себе показы без скидки почти не продают.</w:t>
+              <w:t xml:space="preserve">Размер скидки не растёт от бюджета. Даёт ли сама скидка показы - не проверено.</w:t>
             </w:r>
           </w:p>
         </w:tc>
@@ -390,7 +390,7 @@
                 <w:sz w:val="18"/>
                 <w:szCs w:val="18"/>
               </w:rPr>
-              <w:t xml:space="preserve">Кампании на нужные товары держим всегда включёнными на минимальном бюджете. Большие бюджеты - только где показы окупаются заказами.</w:t>
+              <w:t xml:space="preserve">Кампании на нужные товары держим включёнными на минимальном бюджете. Большие бюджеты - только где показы окупаются заказами.</w:t>
             </w:r>
           </w:p>
         </w:tc>
@@ -451,7 +451,7 @@
                 <w:sz w:val="18"/>
                 <w:szCs w:val="18"/>
               </w:rPr>
-              <w:t xml:space="preserve">Из захода в карточку заказ получается втрое чаще (2,8 против 0,9 на 1 000 заходов).</w:t>
+              <w:t xml:space="preserve">Из захода в карточку заказ получается примерно втрое чаще (2,8 против 0,9 на 1 000 заходов; по 22 и 3 заказам - это направление, не точная цифра).</w:t>
             </w:r>
           </w:p>
         </w:tc>
@@ -479,7 +479,7 @@
                 <w:sz w:val="18"/>
                 <w:szCs w:val="18"/>
               </w:rPr>
-              <w:t xml:space="preserve">Больше ли от неё показов - не проверено.</w:t>
+              <w:t xml:space="preserve">Заходов в карточку больше лишь на четверть.</w:t>
             </w:r>
           </w:p>
         </w:tc>
@@ -507,7 +507,7 @@
                 <w:sz w:val="18"/>
                 <w:szCs w:val="18"/>
               </w:rPr>
-              <w:t xml:space="preserve">Не допускать недель без расхода по кампании.</w:t>
+              <w:t xml:space="preserve">Не допускать недели без расхода по кампании.</w:t>
             </w:r>
           </w:p>
         </w:tc>
@@ -568,7 +568,7 @@
                 <w:sz w:val="18"/>
                 <w:szCs w:val="18"/>
               </w:rPr>
-              <w:t xml:space="preserve">Показы всего магазина (без неё показы в поиске -84%, заказы -38%). Каждый пункт ставки выше 5% даёт +11% показов этой рекламы.</w:t>
+              <w:t xml:space="preserve">Показы всего магазина (без неё -66%, у товаров без рекламы -84%). Каждый пункт ставки выше 5% даёт около +11% показов этой рекламы.</w:t>
             </w:r>
           </w:p>
         </w:tc>
@@ -685,7 +685,7 @@
                 <w:sz w:val="18"/>
                 <w:szCs w:val="18"/>
               </w:rPr>
-              <w:t xml:space="preserve">Держит цену, которую мы задали (базовая специально завышена).</w:t>
+              <w:t xml:space="preserve">Держит цену, которую мы задали (базовая специально завышена - со слов команды).</w:t>
             </w:r>
           </w:p>
         </w:tc>
@@ -713,7 +713,7 @@
                 <w:sz w:val="18"/>
                 <w:szCs w:val="18"/>
               </w:rPr>
-              <w:t xml:space="preserve">Если товар выпал из акции, цена сразу прыгает на базовую (+39%).</w:t>
+              <w:t xml:space="preserve">Если товар выпал из акции, цена прыгает до базовой (типично +39%).</w:t>
             </w:r>
           </w:p>
         </w:tc>
@@ -774,7 +774,7 @@
                 <w:sz w:val="18"/>
                 <w:szCs w:val="18"/>
               </w:rPr>
-              <w:t xml:space="preserve">«Усиление» и новый «Максимальный»</w:t>
+              <w:t xml:space="preserve">«Усиление»</w:t>
             </w:r>
           </w:p>
         </w:tc>
@@ -802,7 +802,7 @@
                 <w:sz w:val="18"/>
                 <w:szCs w:val="18"/>
               </w:rPr>
-              <w:t xml:space="preserve">Режут цену ниже рабочей у половины своих товаров (в среднем на 11% и 4%).</w:t>
+              <w:t xml:space="preserve">Режет цену ниже рабочей у половины своих товаров (типично на 11%); в тесте 2 после выхода цена для покупателя выросла на 7-17%.</w:t>
             </w:r>
           </w:p>
         </w:tc>
@@ -830,7 +830,7 @@
                 <w:sz w:val="18"/>
                 <w:szCs w:val="18"/>
               </w:rPr>
-              <w:t xml:space="preserve">Прибавки показов и заказов по истории не видно.</w:t>
+              <w:t xml:space="preserve">Прибавку показов и заказов от шума не отличить: и по выгрузке 10.08-13.09, и по тесту 2.</w:t>
             </w:r>
           </w:p>
         </w:tc>
@@ -858,7 +858,124 @@
                 <w:sz w:val="18"/>
                 <w:szCs w:val="18"/>
               </w:rPr>
-              <w:t xml:space="preserve">До 21.10 не трогаем, потом тест: партия товаров выходит из акции, рядом контрольная группа.</w:t>
+              <w:t xml:space="preserve">Акция кончается 19.10 - сравним товары до и после (см. решения).</w:t>
+            </w:r>
+          </w:p>
+        </w:tc>
+      </w:tr>
+      <w:tr>
+        <w:trPr>
+          <w:tblHeader w:val="false"/>
+        </w:trPr>
+        <w:tc>
+          <w:tcPr>
+            <w:tcW w:type="dxa" w:w="1700"/>
+            <w:tcBorders>
+              <w:top w:val="single" w:color="BFC5CC" w:sz="4"/>
+              <w:left w:val="single" w:color="BFC5CC" w:sz="4"/>
+              <w:bottom w:val="single" w:color="BFC5CC" w:sz="4"/>
+              <w:right w:val="single" w:color="BFC5CC" w:sz="4"/>
+            </w:tcBorders>
+            <w:tcMar>
+              <w:top w:type="dxa" w:w="60"/>
+              <w:left w:type="dxa" w:w="90"/>
+              <w:bottom w:type="dxa" w:w="60"/>
+              <w:right w:type="dxa" w:w="90"/>
+            </w:tcMar>
+          </w:tcPr>
+          <w:p>
+            <w:r>
+              <w:rPr>
+                <w:b w:val="false"/>
+                <w:bCs w:val="false"/>
+                <w:sz w:val="18"/>
+                <w:szCs w:val="18"/>
+              </w:rPr>
+              <w:t xml:space="preserve">Новый «Максимальный» (с 06.10)</w:t>
+            </w:r>
+          </w:p>
+        </w:tc>
+        <w:tc>
+          <w:tcPr>
+            <w:tcW w:type="dxa" w:w="3300"/>
+            <w:tcBorders>
+              <w:top w:val="single" w:color="BFC5CC" w:sz="4"/>
+              <w:left w:val="single" w:color="BFC5CC" w:sz="4"/>
+              <w:bottom w:val="single" w:color="BFC5CC" w:sz="4"/>
+              <w:right w:val="single" w:color="BFC5CC" w:sz="4"/>
+            </w:tcBorders>
+            <w:tcMar>
+              <w:top w:type="dxa" w:w="60"/>
+              <w:left w:type="dxa" w:w="90"/>
+              <w:bottom w:type="dxa" w:w="60"/>
+              <w:right w:type="dxa" w:w="90"/>
+            </w:tcMar>
+          </w:tcPr>
+          <w:p>
+            <w:r>
+              <w:rPr>
+                <w:b w:val="false"/>
+                <w:bCs w:val="false"/>
+                <w:sz w:val="18"/>
+                <w:szCs w:val="18"/>
+              </w:rPr>
+              <w:t xml:space="preserve">Режет цену у половины своих товаров (типично на 4%).</w:t>
+            </w:r>
+          </w:p>
+        </w:tc>
+        <w:tc>
+          <w:tcPr>
+            <w:tcW w:type="dxa" w:w="2600"/>
+            <w:tcBorders>
+              <w:top w:val="single" w:color="BFC5CC" w:sz="4"/>
+              <w:left w:val="single" w:color="BFC5CC" w:sz="4"/>
+              <w:bottom w:val="single" w:color="BFC5CC" w:sz="4"/>
+              <w:right w:val="single" w:color="BFC5CC" w:sz="4"/>
+            </w:tcBorders>
+            <w:tcMar>
+              <w:top w:type="dxa" w:w="60"/>
+              <w:left w:type="dxa" w:w="90"/>
+              <w:bottom w:type="dxa" w:w="60"/>
+              <w:right w:type="dxa" w:w="90"/>
+            </w:tcMar>
+          </w:tcPr>
+          <w:p>
+            <w:r>
+              <w:rPr>
+                <w:b w:val="false"/>
+                <w:bCs w:val="false"/>
+                <w:sz w:val="18"/>
+                <w:szCs w:val="18"/>
+              </w:rPr>
+              <w:t xml:space="preserve">Что даёт - истории ещё нет.</w:t>
+            </w:r>
+          </w:p>
+        </w:tc>
+        <w:tc>
+          <w:tcPr>
+            <w:tcW w:type="dxa" w:w="2300"/>
+            <w:tcBorders>
+              <w:top w:val="single" w:color="BFC5CC" w:sz="4"/>
+              <w:left w:val="single" w:color="BFC5CC" w:sz="4"/>
+              <w:bottom w:val="single" w:color="BFC5CC" w:sz="4"/>
+              <w:right w:val="single" w:color="BFC5CC" w:sz="4"/>
+            </w:tcBorders>
+            <w:tcMar>
+              <w:top w:type="dxa" w:w="60"/>
+              <w:left w:type="dxa" w:w="90"/>
+              <w:bottom w:type="dxa" w:w="60"/>
+              <w:right w:type="dxa" w:w="90"/>
+            </w:tcMar>
+          </w:tcPr>
+          <w:p>
+            <w:r>
+              <w:rPr>
+                <w:b w:val="false"/>
+                <w:bCs w:val="false"/>
+                <w:sz w:val="18"/>
+                <w:szCs w:val="18"/>
+              </w:rPr>
+              <w:t xml:space="preserve">Наблюдаем по снимкам.</w:t>
             </w:r>
           </w:p>
         </w:tc>
@@ -869,7 +986,23 @@
         <w:pStyle w:val="Heading1"/>
       </w:pPr>
       <w:r>
-        <w:t xml:space="preserve">Ваши тезисы: что подтвердилось</w:t>
+        <w:t xml:space="preserve">Тест 2 закрыт</w:t>
+      </w:r>
+    </w:p>
+    <w:p>
+      <w:pPr>
+        <w:spacing w:after="100"/>
+      </w:pPr>
+      <w:r>
+        <w:t xml:space="preserve">29.09 из «Усиления» вышли 5 товаров с рекламой (соседи по карточкам остались). Цена для покупателя у них выросла на 7-17%, у контроля (46 товаров в акции) за то же время от 0 до -8%. Показы в поиске -5% против -4% у контроля. Заказов 3 за 7 дней до выхода и 3 за 11 дней после - по деньгам «не различимо». Вывод: срез «Усиления» доходит до покупателя, а потери показов после выхода не видно.</w:t>
+      </w:r>
+    </w:p>
+    <w:p>
+      <w:pPr>
+        <w:pStyle w:val="Heading1"/>
+      </w:pPr>
+      <w:r>
+        <w:t xml:space="preserve">Ваши тезисы</w:t>
       </w:r>
     </w:p>
     <w:p>
@@ -881,7 +1014,7 @@
           <w:b/>
           <w:bCs/>
         </w:rPr>
-        <w:t xml:space="preserve">Подтверждено</w:t>
+        <w:t xml:space="preserve">Подтвердилось</w:t>
       </w:r>
     </w:p>
     <w:p>
@@ -894,7 +1027,7 @@
         <w:spacing w:after="60"/>
       </w:pPr>
       <w:r>
-        <w:t xml:space="preserve">Клик включает скидку OZON через 2-3 дня, размер от бюджета не зависит: 08.10 кампании на 380 ₽ и 3 588 ₽ в день получили одинаковую скидку; все 17 кампаний дешевле 300 ₽ в день скидку получили.</w:t>
+        <w:t xml:space="preserve">Клик включает скидку OZON через 2-3 дня, размер от бюджета не зависит: 08.10 кампании на 380 ₽ и 3 588 ₽ в день получили одинаковую скидку; все 17 запусков дешевле 300 ₽ в день (16 кампаний) скидку получили.</w:t>
       </w:r>
     </w:p>
     <w:p>
@@ -933,7 +1066,7 @@
         <w:spacing w:after="60"/>
       </w:pPr>
       <w:r>
-        <w:t xml:space="preserve">Клик покупает показы: бюджет в 2 раза больше - показов на 75% больше.</w:t>
+        <w:t xml:space="preserve">Клик покупает показы этого товара.</w:t>
       </w:r>
     </w:p>
     <w:p>
@@ -946,7 +1079,7 @@
         <w:spacing w:after="60"/>
       </w:pPr>
       <w:r>
-        <w:t xml:space="preserve">Оплата за заказ - кран показов; «средняя позиция» без неё «улучшается» и вводит в заблуждение, смотреть надо на показы.</w:t>
+        <w:t xml:space="preserve">Оплата за заказ - кран показов; «средняя позиция» без неё «улучшается» и вводит в заблуждение - смотреть на показы.</w:t>
       </w:r>
     </w:p>
     <w:p>
@@ -959,7 +1092,7 @@
         <w:spacing w:after="60"/>
       </w:pPr>
       <w:r>
-        <w:t xml:space="preserve">Ставка за заказ двигает показы: каждый пункт ставки - около +11% показов этой рекламы.</w:t>
+        <w:t xml:space="preserve">Ставка за заказ двигает показы: каждый пункт - около +11% показов этой рекламы.</w:t>
       </w:r>
     </w:p>
     <w:p>
@@ -972,20 +1105,7 @@
         <w:spacing w:after="60"/>
       </w:pPr>
       <w:r>
-        <w:t xml:space="preserve">OZON двигает цены магазина и сам: с 08.09 ставка была 5% на всё, а цены магазина 11 раз сдвигались больше чем на 2%.</w:t>
-      </w:r>
-    </w:p>
-    <w:p>
-      <w:pPr>
-        <w:pStyle w:val="ListParagraph"/>
-        <w:numPr>
-          <w:ilvl w:val="0"/>
-          <w:numId w:val="3"/>
-        </w:numPr>
-        <w:spacing w:after="60"/>
-      </w:pPr>
-      <w:r>
-        <w:t xml:space="preserve">«Эластичный» держит рабочую цену (с поправкой на завышенную базу).</w:t>
+        <w:t xml:space="preserve">«Эластичный ничего не режет» - верно для нашей схемы: цена акции равна рабочей цене (427 из 428 товаров).</w:t>
       </w:r>
     </w:p>
     <w:p>
@@ -1010,7 +1130,7 @@
         <w:spacing w:after="60"/>
       </w:pPr>
       <w:r>
-        <w:t xml:space="preserve">«Ставкой за заказ регулируем продажи» - показы растут, заказы нет.</w:t>
+        <w:t xml:space="preserve">«Ставкой за заказ регулируем продажи»: показы растут, заказы нет.</w:t>
       </w:r>
     </w:p>
     <w:p>
@@ -1023,7 +1143,7 @@
         <w:spacing w:after="60"/>
       </w:pPr>
       <w:r>
-        <w:t xml:space="preserve">«5% - дорогая скидка, дешевле снизить свою цену» - нет: 5% открывают кран показов, своя цена его не открывает. Для ставки выше 5% тезис верен.</w:t>
+        <w:t xml:space="preserve">«Почти каждое движение цен - от ставки»: с 08.09 ставка 5% не менялась, а 12-23.09 цены магазина 8 раз сдвигались больше чем на 2% (цены сайта у нас по 23.09). OZON двигает цены и сам.</w:t>
       </w:r>
     </w:p>
     <w:p>
@@ -1036,7 +1156,7 @@
         <w:spacing w:after="60"/>
       </w:pPr>
       <w:r>
-        <w:t xml:space="preserve">«Надбавка - и в карточку заходят втрое охотнее» - втрое чаще покупают из карточки, а заходов больше лишь на четверть.</w:t>
+        <w:t xml:space="preserve">«В карточку заходят втрое охотнее»: втрое чаще покупают из карточки, а заходов больше лишь на четверть.</w:t>
       </w:r>
     </w:p>
     <w:p>
@@ -1049,7 +1169,20 @@
         <w:spacing w:after="60"/>
       </w:pPr>
       <w:r>
-        <w:t xml:space="preserve">«Акция покупает показы в 1,6 раза» - по выгрузке «Усиления» 10.08-13.09 прибавка +13% показов и +18% заказов, это в пределах обычных колебаний.</w:t>
+        <w:t xml:space="preserve">«Акция покупает показы в 1,6 раза»: по выгрузке «Усиления» 10.08-13.09 +13% показов и +18% заказов. Это не отличить от шума, но и 1,6 раза этим способом тоже не отличить; участие всех товаров все 35 дней не подтверждено.</w:t>
+      </w:r>
+    </w:p>
+    <w:p>
+      <w:pPr>
+        <w:pStyle w:val="ListParagraph"/>
+        <w:numPr>
+          <w:ilvl w:val="0"/>
+          <w:numId w:val="3"/>
+        </w:numPr>
+        <w:spacing w:after="60"/>
+      </w:pPr>
+      <w:r>
+        <w:t xml:space="preserve">«5% - дорогая скидка, дешевле снизить свою цену»: для 5% не подтверждено - сколько цены дают именно 5%, по истории не определить, а 5% открывают кран показов, своя цена его не открывает. Для ставки выше 5% тезис верен.</w:t>
       </w:r>
     </w:p>
     <w:p>
@@ -1074,7 +1207,7 @@
         <w:spacing w:after="60"/>
       </w:pPr>
       <w:r>
-        <w:t xml:space="preserve">«Выключили и включили - скидка сгорает». 05-06.09 выключили 8 кампаний, 07-08.09 скидки не было. Но в те же дни сменилась ставка за заказ, и скидку потерял товар, который не выключали. Из 11 коротких пауз в июле-августе скидка пропала в 2.</w:t>
+        <w:t xml:space="preserve">«Выключили и включили - скидка сгорает». 05-06.09 выключили 8 кампаний: 07.09 скидки не было у всех 8, 08.09 у 7 из 8. Но в те же дни сменилась ставка за заказ, и скидку потерял товар, который не выключали. Из 11 коротких пауз в июле-августе скидка пропала в 2, обе - в дни, когда оплата за заказ была выключена.</w:t>
       </w:r>
     </w:p>
     <w:p>
@@ -1087,7 +1220,7 @@
         <w:spacing w:after="60"/>
       </w:pPr>
       <w:r>
-        <w:t xml:space="preserve">Скачки цен от смены ставки за заказ: при смене цены прыгают на 1-3%, но через 2-4 дня часто откатываются. Устойчивый эффект ставки на цену не доказан.</w:t>
+        <w:t xml:space="preserve">Цена от смены ставки за заказ: при переходах 7% и 9% цены прыгают на 1-3%, при выключении и включении на 7-13%, а через 2-4 дня часто откатываются. Устойчивый эффект не доказан.</w:t>
       </w:r>
     </w:p>
     <w:p>
@@ -1100,7 +1233,7 @@
         <w:spacing w:after="60"/>
       </w:pPr>
       <w:r>
-        <w:t xml:space="preserve">Сколько стоит срез цены акциями: от 175 до 582 тыс. ₽ в месяц, посчитано по 16 проданным штукам - разброс слишком большой.</w:t>
+        <w:t xml:space="preserve">Сколько стоит срез цены акциями в деньгах: от 175 до 582 тыс. ₽ в месяц, посчитано по 16 проданным штукам - разброс слишком большой.</w:t>
       </w:r>
     </w:p>
     <w:p>
@@ -1125,10 +1258,10 @@
           <w:b/>
           <w:bCs/>
         </w:rPr>
-        <w:t xml:space="preserve">15 товаров вне «Эластичного». </w:t>
-      </w:r>
-      <w:r>
-        <w:t xml:space="preserve">Рекомендую вернуть в акцию или снизить базовую цену до рабочей: GGM-16-1-2, GGM-17-1-3, GGM-18-2-1-LED, GGM-24-1-L-LED, GGM-24-3-L-LED, GGM-26-1-2, GGM-26-2-2, GGM-26-3-2, GGP-02-1-T-240-100, GGT-03-3-5-E-12080, GGT-12-3, GGT-20-1-5-16080, GGT-20-3-3-16080, GGTP-03-1-M. GGM-18-1-1-LED - в тесте 4, до 28.10 не трогаем.</w:t>
+        <w:t xml:space="preserve">13 товаров по базовой цене. </w:t>
+      </w:r>
+      <w:r>
+        <w:t xml:space="preserve">Рекомендую вернуть их в «Эластичный» (команда кабинета, до 15.10; проверка - снимок цен на следующий день): GGM-16-1-2, GGM-17-1-3, GGM-18-2-1-LED, GGM-24-1-L-LED, GGM-24-3-L-LED, GGM-26-1-2, GGM-26-2-2, GGM-26-3-2, GGP-02-1-T-240-100, GGT-12-3, GGT-20-1-5-16080, GGT-20-3-3-16080, GGTP-03-1-M. Снижать базу не советую: похоже, цену «Эластичного» OZON считает от базы, и рабочая цена тоже упадёт (не проверено). GGM-18-1-1-LED - в тесте 4, не трогаем.</w:t>
       </w:r>
     </w:p>
     <w:p>
@@ -1145,10 +1278,10 @@
           <w:b/>
           <w:bCs/>
         </w:rPr>
-        <w:t xml:space="preserve">«Усиление» и «Максимальный бустинг». </w:t>
-      </w:r>
-      <w:r>
-        <w:t xml:space="preserve">а) рекомендую: после замера 21.10 вывести партию 10-15 товаров без рекламы на 2 недели с контрольной группой и посчитать по правилу 2а; б) выйти из «Усиления» всем магазином; в) оставить как есть.</w:t>
+        <w:t xml:space="preserve">«Усиление». </w:t>
+      </w:r>
+      <w:r>
+        <w:t xml:space="preserve">а) рекомендую: по стратегии от 12.10 массово не выходим; акция кончается 19.10 - тогда все её товары выйдут разом, и мы сравним цену, показы и заказы 2 недели до и после с товарами вне акции. Отдельный тест на 10-15 товарах не запускаем: по тесту 2 и расчёту ФЕНИКСА на таком объёме различимо только падение или рост показов в полтора раза, заказы не различить. б) выйти из «Усиления» сейчас всем магазином - это пересмотр стратегии 12.10, риск по заказам не измерен. в) после 19.10 в новые акции этого типа не вступать.</w:t>
       </w:r>
     </w:p>
     <w:p>
@@ -1221,7 +1354,7 @@
           <w:sz w:val="18"/>
           <w:szCs w:val="18"/>
         </w:rPr>
-        <w:t xml:space="preserve">Как считали: цена товара сравнивается со средней по магазину в тот же день; кампании, запущенные в один день, считаются одним событием; разбивка по месяцам и дням недели. Скрипты: knowledge/episodes/2026-10/ozon-testy-scripts/v3/, подробная справка: sessions/2026-10-13-ozon-proverka-razbora-ivana.md.</w:t>
+        <w:t xml:space="preserve">Как считали: цена товара сравнивается с медианой магазина в тот же день; одно событие - кампания плюс день её запуска; ставка за заказ - с поправкой на месяц и день недели. Скрипты: knowledge/episodes/2026-10/ozon-testy-scripts/v3/; подробная справка с источником каждой цифры: sessions/2026-10-13-ozon-proverka-razbora-ivana.md.</w:t>
       </w:r>
     </w:p>
     <w:sectPr>
